--- a/frontend/public/catch-a-ride-terms.docx
+++ b/frontend/public/catch-a-ride-terms.docx
@@ -106,48 +106,14 @@
         </w:rPr>
       </w:pPr>
       <w:r>
-        <w:rPr>
-          <w:rFonts w:ascii="Times New Roman" w:eastAsia="Times New Roman" w:hAnsi="Times New Roman" w:cs="Times New Roman"/>
-          <w:b/>
-          <w:bCs/>
-          <w:kern w:val="0"/>
-          <w14:ligatures w14:val="none"/>
-        </w:rPr>
-        <w:t>Effective Date:</w:t>
-      </w:r>
-      <w:r>
-        <w:rPr>
-          <w:rFonts w:ascii="Times New Roman" w:eastAsia="Times New Roman" w:hAnsi="Times New Roman" w:cs="Times New Roman"/>
-          <w:kern w:val="0"/>
-          <w14:ligatures w14:val="none"/>
-        </w:rPr>
-        <w:t xml:space="preserve"> ____________________</w:t>
-      </w:r>
-      <w:r>
-        <w:rPr>
-          <w:rFonts w:ascii="Times New Roman" w:eastAsia="Times New Roman" w:hAnsi="Times New Roman" w:cs="Times New Roman"/>
-          <w:kern w:val="0"/>
-          <w14:ligatures w14:val="none"/>
-        </w:rPr>
+        <w:t>Effective Date: 10 June 2026</w:t>
         <w:br/>
-      </w:r>
-      <w:r>
-        <w:rPr>
-          <w:rFonts w:ascii="Times New Roman" w:eastAsia="Times New Roman" w:hAnsi="Times New Roman" w:cs="Times New Roman"/>
-          <w:b/>
-          <w:bCs/>
-          <w:kern w:val="0"/>
-          <w14:ligatures w14:val="none"/>
-        </w:rPr>
-        <w:t>Version:</w:t>
-      </w:r>
-      <w:r>
-        <w:rPr>
-          <w:rFonts w:ascii="Times New Roman" w:eastAsia="Times New Roman" w:hAnsi="Times New Roman" w:cs="Times New Roman"/>
-          <w:kern w:val="0"/>
-          <w14:ligatures w14:val="none"/>
-        </w:rPr>
-        <w:t xml:space="preserve"> 1.0</w:t>
+        <w:t>Version: 1.0</w:t>
+      </w:r>
+    </w:p>
+    <w:p>
+      <w:r>
+        <w:t>Inkolo Connect (Pty) Ltd - Registration number 2025/674136/07</w:t>
       </w:r>
     </w:p>
     <w:p>
